--- a/Postman Notes.docx
+++ b/Postman Notes.docx
@@ -17,15 +17,7 @@
     </w:p>
     <w:p>
       <w:r>
-        <w:t xml:space="preserve"> Learn API Testing Basics </w:t>
-      </w:r>
-      <w:proofErr w:type="gramStart"/>
-      <w:r>
-        <w:t>( Optional</w:t>
-      </w:r>
-      <w:proofErr w:type="gramEnd"/>
-      <w:r>
-        <w:t>)</w:t>
+        <w:t> Learn API Testing Basics ( Optional)</w:t>
       </w:r>
       <w:r>
         <w:t>:</w:t>
@@ -48,15 +40,7 @@
     </w:p>
     <w:p>
       <w:r>
-        <w:t xml:space="preserve">For </w:t>
-      </w:r>
-      <w:proofErr w:type="gramStart"/>
-      <w:r>
-        <w:t>suppose,</w:t>
-      </w:r>
-      <w:proofErr w:type="gramEnd"/>
-      <w:r>
-        <w:t xml:space="preserve"> we have front end code in </w:t>
+        <w:t xml:space="preserve">For suppose, we have front end code in </w:t>
       </w:r>
       <w:proofErr w:type="spellStart"/>
       <w:r>
@@ -79,58 +63,18 @@
     </w:p>
     <w:p>
       <w:r>
-        <w:t xml:space="preserve">For </w:t>
-      </w:r>
-      <w:proofErr w:type="gramStart"/>
-      <w:r>
-        <w:t>suppose,</w:t>
-      </w:r>
-      <w:proofErr w:type="gramEnd"/>
-      <w:r>
-        <w:t xml:space="preserve"> there is a hotel which has its own backend, and there is a site where it hosts all the hotels -- So user should connect on the sites website to select a room for that </w:t>
-      </w:r>
-      <w:proofErr w:type="gramStart"/>
-      <w:r>
-        <w:t>particular hotel</w:t>
-      </w:r>
-      <w:proofErr w:type="gramEnd"/>
-      <w:r>
-        <w:t>.</w:t>
-      </w:r>
-    </w:p>
-    <w:p>
-      <w:r>
-        <w:t xml:space="preserve">That hotel won't expose </w:t>
-      </w:r>
-      <w:proofErr w:type="gramStart"/>
-      <w:r>
-        <w:t>it's</w:t>
-      </w:r>
-      <w:proofErr w:type="gramEnd"/>
-      <w:r>
-        <w:t xml:space="preserve"> code to the </w:t>
-      </w:r>
-      <w:proofErr w:type="gramStart"/>
-      <w:r>
-        <w:t>sites</w:t>
-      </w:r>
-      <w:proofErr w:type="gramEnd"/>
-      <w:r>
-        <w:t xml:space="preserve"> website.</w:t>
-      </w:r>
-    </w:p>
-    <w:p/>
-    <w:p>
-      <w:r>
-        <w:t xml:space="preserve">To solve these problems, we have a </w:t>
-      </w:r>
-      <w:proofErr w:type="gramStart"/>
-      <w:r>
-        <w:t>middlemen</w:t>
-      </w:r>
-      <w:proofErr w:type="gramEnd"/>
-      <w:r>
-        <w:t xml:space="preserve"> which is API -- Application programming interface.</w:t>
+        <w:t>For suppose, there is a hotel which has its own backend, and there is a site where it hosts all the hotels -- So user should connect on the sites website to select a room for that particular hotel.</w:t>
+      </w:r>
+    </w:p>
+    <w:p>
+      <w:r>
+        <w:t>That hotel won't expose it's code to the sites website.</w:t>
+      </w:r>
+    </w:p>
+    <w:p/>
+    <w:p>
+      <w:r>
+        <w:t>To solve these problems, we have a middlemen which is API -- Application programming interface.</w:t>
       </w:r>
     </w:p>
     <w:p>
@@ -142,41 +86,17 @@
         <w:t>Types of API's</w:t>
       </w:r>
       <w:r>
-        <w:t xml:space="preserve">: </w:t>
-      </w:r>
-      <w:proofErr w:type="gramStart"/>
-      <w:r>
-        <w:t>Each and every</w:t>
-      </w:r>
-      <w:proofErr w:type="gramEnd"/>
-      <w:r>
-        <w:t xml:space="preserve"> API have their own set of rules and regulations.</w:t>
-      </w:r>
-    </w:p>
-    <w:p>
-      <w:r>
-        <w:t xml:space="preserve">1. Soap </w:t>
-      </w:r>
-      <w:proofErr w:type="gramStart"/>
-      <w:r>
-        <w:t>API's :</w:t>
-      </w:r>
-      <w:proofErr w:type="gramEnd"/>
-      <w:r>
-        <w:t xml:space="preserve"> old, used for legacy applications, mainly for Webservices</w:t>
-      </w:r>
-    </w:p>
-    <w:p>
-      <w:r>
-        <w:t xml:space="preserve">2. Rest </w:t>
-      </w:r>
-      <w:proofErr w:type="gramStart"/>
-      <w:r>
-        <w:t>API's :</w:t>
-      </w:r>
-      <w:proofErr w:type="gramEnd"/>
-      <w:r>
-        <w:t xml:space="preserve"> Light weight API's, widely used in recent times</w:t>
+        <w:t>: Each and every API have their own set of rules and regulations.</w:t>
+      </w:r>
+    </w:p>
+    <w:p>
+      <w:r>
+        <w:t>1. Soap API's : old, used for legacy applications, mainly for Webservices</w:t>
+      </w:r>
+    </w:p>
+    <w:p>
+      <w:r>
+        <w:t>2. Rest API's : Light weight API's, widely used in recent times</w:t>
       </w:r>
     </w:p>
     <w:p/>
@@ -230,15 +150,7 @@
         <w:t>1. Endpoint</w:t>
       </w:r>
       <w:r>
-        <w:t xml:space="preserve">: </w:t>
-      </w:r>
-      <w:proofErr w:type="gramStart"/>
-      <w:r>
-        <w:t>Basically</w:t>
-      </w:r>
-      <w:proofErr w:type="gramEnd"/>
-      <w:r>
-        <w:t xml:space="preserve"> a </w:t>
+        <w:t xml:space="preserve">: Basically a </w:t>
       </w:r>
       <w:proofErr w:type="spellStart"/>
       <w:r>
@@ -289,15 +201,7 @@
     <w:p>
       <w:r>
         <w:lastRenderedPageBreak/>
-        <w:t xml:space="preserve">(Eg: We </w:t>
-      </w:r>
-      <w:proofErr w:type="gramStart"/>
-      <w:r>
-        <w:t>have to</w:t>
-      </w:r>
-      <w:proofErr w:type="gramEnd"/>
-      <w:r>
-        <w:t xml:space="preserve"> select one image from the images, then we use path parameters</w:t>
+        <w:t>(Eg: We have to select one image from the images, then we use path parameters</w:t>
       </w:r>
     </w:p>
     <w:p>
@@ -324,15 +228,7 @@
     </w:p>
     <w:p>
       <w:r>
-        <w:t xml:space="preserve">Always start </w:t>
-      </w:r>
-      <w:proofErr w:type="gramStart"/>
-      <w:r>
-        <w:t>with ?</w:t>
-      </w:r>
-      <w:proofErr w:type="gramEnd"/>
-      <w:r>
-        <w:t xml:space="preserve"> -- question mark</w:t>
+        <w:t>Always start with ? -- question mark</w:t>
       </w:r>
     </w:p>
     <w:p>
@@ -472,17 +368,12 @@
     <w:p/>
     <w:p>
       <w:proofErr w:type="spellStart"/>
-      <w:proofErr w:type="gramStart"/>
       <w:r>
         <w:t>pm.globals.get</w:t>
       </w:r>
       <w:proofErr w:type="spellEnd"/>
       <w:r>
-        <w:t>(</w:t>
-      </w:r>
-      <w:proofErr w:type="gramEnd"/>
-      <w:r>
-        <w:t>'global variable')//retrieves the global variable and can be used in the current script</w:t>
+        <w:t>('global variable')//retrieves the global variable and can be used in the current script</w:t>
       </w:r>
     </w:p>
     <w:p>
@@ -491,20 +382,13 @@
         <w:t xml:space="preserve">We have </w:t>
       </w:r>
       <w:proofErr w:type="spellStart"/>
-      <w:proofErr w:type="gramStart"/>
       <w:r>
         <w:t>pre defined</w:t>
       </w:r>
       <w:proofErr w:type="spellEnd"/>
-      <w:proofErr w:type="gramEnd"/>
-      <w:r>
-        <w:t xml:space="preserve"> dynamic variables that can be used in the test </w:t>
-      </w:r>
-      <w:proofErr w:type="gramStart"/>
-      <w:r>
-        <w:t>scripts..</w:t>
-      </w:r>
-      <w:proofErr w:type="gramEnd"/>
+      <w:r>
+        <w:t xml:space="preserve"> dynamic variables that can be used in the test scripts..</w:t>
+      </w:r>
     </w:p>
     <w:p>
       <w:r>
@@ -538,13 +422,8 @@
     </w:p>
     <w:p>
       <w:proofErr w:type="spellStart"/>
-      <w:proofErr w:type="gramStart"/>
-      <w:r>
-        <w:t>pm.variables</w:t>
-      </w:r>
-      <w:proofErr w:type="gramEnd"/>
-      <w:r>
-        <w:t>.replaceIn</w:t>
+      <w:r>
+        <w:t>pm.variables.replaceIn</w:t>
       </w:r>
       <w:proofErr w:type="spellEnd"/>
       <w:r>
@@ -653,12 +532,10 @@
         <w:t xml:space="preserve"> aisle = </w:t>
       </w:r>
       <w:proofErr w:type="spellStart"/>
-      <w:proofErr w:type="gramStart"/>
       <w:r>
         <w:t>req.aisle</w:t>
       </w:r>
       <w:proofErr w:type="spellEnd"/>
-      <w:proofErr w:type="gramEnd"/>
     </w:p>
     <w:p/>
     <w:p>
@@ -678,36 +555,24 @@
     </w:p>
     <w:p>
       <w:proofErr w:type="spellStart"/>
-      <w:proofErr w:type="gramStart"/>
       <w:r>
         <w:t>pm.expect</w:t>
       </w:r>
       <w:proofErr w:type="spellEnd"/>
-      <w:proofErr w:type="gramEnd"/>
-      <w:r>
-        <w:t>(expected</w:t>
-      </w:r>
-      <w:proofErr w:type="gramStart"/>
-      <w:r>
-        <w:t>).</w:t>
+      <w:r>
+        <w:t>(expected).</w:t>
       </w:r>
       <w:proofErr w:type="spellStart"/>
       <w:r>
         <w:t>to.eql</w:t>
       </w:r>
       <w:proofErr w:type="spellEnd"/>
-      <w:proofErr w:type="gramEnd"/>
       <w:r>
         <w:t>(</w:t>
       </w:r>
       <w:proofErr w:type="spellStart"/>
-      <w:proofErr w:type="gramStart"/>
-      <w:r>
-        <w:t>pm.response</w:t>
-      </w:r>
-      <w:proofErr w:type="gramEnd"/>
-      <w:r>
-        <w:t>.json</w:t>
+      <w:r>
+        <w:t>pm.response.json</w:t>
       </w:r>
       <w:proofErr w:type="spellEnd"/>
       <w:r>
@@ -748,15 +613,7 @@
     </w:p>
     <w:p>
       <w:r>
-        <w:t xml:space="preserve">Import .csv file </w:t>
-      </w:r>
-      <w:proofErr w:type="gramStart"/>
-      <w:r>
-        <w:t>in to</w:t>
-      </w:r>
-      <w:proofErr w:type="gramEnd"/>
-      <w:r>
-        <w:t xml:space="preserve"> Postman</w:t>
+        <w:t>Import .csv file in to Postman</w:t>
       </w:r>
     </w:p>
     <w:p/>
@@ -796,29 +653,22 @@
         <w:t xml:space="preserve">3. Use </w:t>
       </w:r>
       <w:proofErr w:type="spellStart"/>
-      <w:proofErr w:type="gramStart"/>
       <w:r>
         <w:t>pm.iterationData</w:t>
       </w:r>
       <w:proofErr w:type="spellEnd"/>
-      <w:proofErr w:type="gramEnd"/>
       <w:r>
         <w:t>(column name from csv - Book Name)</w:t>
       </w:r>
     </w:p>
     <w:p>
       <w:proofErr w:type="spellStart"/>
-      <w:proofErr w:type="gramStart"/>
       <w:r>
         <w:t>pm.collectionVariables.set</w:t>
       </w:r>
       <w:proofErr w:type="spellEnd"/>
       <w:r>
-        <w:t>(</w:t>
-      </w:r>
-      <w:proofErr w:type="gramEnd"/>
-      <w:r>
-        <w:t>'</w:t>
+        <w:t>('</w:t>
       </w:r>
       <w:proofErr w:type="spellStart"/>
       <w:r>
@@ -829,12 +679,10 @@
         <w:t xml:space="preserve">', </w:t>
       </w:r>
       <w:proofErr w:type="spellStart"/>
-      <w:proofErr w:type="gramStart"/>
       <w:r>
         <w:t>pm.iterationData</w:t>
       </w:r>
       <w:proofErr w:type="spellEnd"/>
-      <w:proofErr w:type="gramEnd"/>
       <w:r>
         <w:t>(Book Name))</w:t>
       </w:r>
@@ -900,13 +748,8 @@
     </w:p>
     <w:p>
       <w:r>
-        <w:t xml:space="preserve">1. </w:t>
-      </w:r>
-      <w:proofErr w:type="gramStart"/>
-      <w:r>
-        <w:t>try{</w:t>
-      </w:r>
-      <w:proofErr w:type="gramEnd"/>
+        <w:t>1. try{</w:t>
+      </w:r>
     </w:p>
     <w:p>
       <w:r>
@@ -915,34 +758,20 @@
     </w:p>
     <w:p>
       <w:r>
-        <w:t>catch(error</w:t>
-      </w:r>
-      <w:proofErr w:type="gramStart"/>
-      <w:r>
-        <w:t>){</w:t>
-      </w:r>
-      <w:proofErr w:type="gramEnd"/>
+        <w:t>catch(error){</w:t>
+      </w:r>
     </w:p>
     <w:p>
       <w:r>
         <w:t>if (</w:t>
       </w:r>
       <w:proofErr w:type="spellStart"/>
-      <w:proofErr w:type="gramStart"/>
-      <w:r>
-        <w:t>pm.response</w:t>
-      </w:r>
-      <w:proofErr w:type="gramEnd"/>
-      <w:r>
-        <w:t>.json</w:t>
-      </w:r>
-      <w:proofErr w:type="spellEnd"/>
-      <w:r>
-        <w:t>(</w:t>
-      </w:r>
-      <w:proofErr w:type="gramStart"/>
-      <w:r>
-        <w:t>).</w:t>
+      <w:r>
+        <w:t>pm.response.json</w:t>
+      </w:r>
+      <w:proofErr w:type="spellEnd"/>
+      <w:r>
+        <w:t>().</w:t>
       </w:r>
       <w:proofErr w:type="spellStart"/>
       <w:r>
@@ -950,31 +779,17 @@
       </w:r>
       <w:proofErr w:type="spellEnd"/>
       <w:r>
-        <w:t>).includes</w:t>
-      </w:r>
-      <w:proofErr w:type="gramEnd"/>
-      <w:r>
-        <w:t>('exists</w:t>
-      </w:r>
-      <w:proofErr w:type="gramStart"/>
-      <w:r>
-        <w:t>'){</w:t>
-      </w:r>
-      <w:proofErr w:type="gramEnd"/>
-    </w:p>
-    <w:p>
-      <w:proofErr w:type="spellStart"/>
-      <w:proofErr w:type="gramStart"/>
+        <w:t>).includes('exists'){</w:t>
+      </w:r>
+    </w:p>
+    <w:p>
+      <w:proofErr w:type="spellStart"/>
       <w:r>
         <w:t>cleanUpScript</w:t>
       </w:r>
       <w:proofErr w:type="spellEnd"/>
       <w:r>
-        <w:t>(</w:t>
-      </w:r>
-      <w:proofErr w:type="gramEnd"/>
-      <w:r>
-        <w:t xml:space="preserve">)//here delete the </w:t>
+        <w:t xml:space="preserve">()//here delete the </w:t>
       </w:r>
       <w:proofErr w:type="spellStart"/>
       <w:r>
@@ -1000,7 +815,6 @@
         <w:t xml:space="preserve">function </w:t>
       </w:r>
       <w:proofErr w:type="spellStart"/>
-      <w:proofErr w:type="gramStart"/>
       <w:r>
         <w:t>generateBookId</w:t>
       </w:r>
@@ -1008,7 +822,6 @@
       <w:r>
         <w:t>(){</w:t>
       </w:r>
-      <w:proofErr w:type="gramEnd"/>
     </w:p>
     <w:p>
       <w:proofErr w:type="spellStart"/>
@@ -1028,22 +841,18 @@
         <w:t xml:space="preserve"> = </w:t>
       </w:r>
       <w:proofErr w:type="spellStart"/>
-      <w:proofErr w:type="gramStart"/>
       <w:r>
         <w:t>request.isbn</w:t>
       </w:r>
       <w:proofErr w:type="spellEnd"/>
-      <w:proofErr w:type="gramEnd"/>
       <w:r>
         <w:t xml:space="preserve"> + </w:t>
       </w:r>
       <w:proofErr w:type="spellStart"/>
-      <w:proofErr w:type="gramStart"/>
       <w:r>
         <w:t>request.aisle</w:t>
       </w:r>
       <w:proofErr w:type="spellEnd"/>
-      <w:proofErr w:type="gramEnd"/>
     </w:p>
     <w:p>
       <w:r>
@@ -1051,17 +860,12 @@
       </w:r>
       <w:proofErr w:type="spellStart"/>
       <w:r>
-        <w:t>book_</w:t>
-      </w:r>
-      <w:proofErr w:type="gramStart"/>
-      <w:r>
-        <w:t>id</w:t>
+        <w:t>book_id</w:t>
       </w:r>
       <w:proofErr w:type="spellEnd"/>
       <w:r>
         <w:t>;</w:t>
       </w:r>
-      <w:proofErr w:type="gramEnd"/>
     </w:p>
     <w:p>
       <w:r>
@@ -1073,7 +877,6 @@
         <w:t xml:space="preserve">function </w:t>
       </w:r>
       <w:proofErr w:type="spellStart"/>
-      <w:proofErr w:type="gramStart"/>
       <w:r>
         <w:t>cleanUpScript</w:t>
       </w:r>
@@ -1081,7 +884,6 @@
       <w:r>
         <w:t>(){</w:t>
       </w:r>
-      <w:proofErr w:type="gramEnd"/>
     </w:p>
     <w:p>
       <w:r>
@@ -1111,32 +913,22 @@
         <w:t xml:space="preserve"> = </w:t>
       </w:r>
       <w:proofErr w:type="spellStart"/>
-      <w:proofErr w:type="gramStart"/>
       <w:r>
         <w:t>generateBookId</w:t>
       </w:r>
       <w:proofErr w:type="spellEnd"/>
       <w:r>
-        <w:t>(</w:t>
-      </w:r>
-      <w:proofErr w:type="gramEnd"/>
-      <w:r>
-        <w:t>) //here we have book id from the request</w:t>
-      </w:r>
-    </w:p>
-    <w:p>
-      <w:proofErr w:type="spellStart"/>
-      <w:proofErr w:type="gramStart"/>
+        <w:t>() //here we have book id from the request</w:t>
+      </w:r>
+    </w:p>
+    <w:p>
+      <w:proofErr w:type="spellStart"/>
       <w:r>
         <w:t>pm.environment.set</w:t>
       </w:r>
       <w:proofErr w:type="spellEnd"/>
       <w:r>
-        <w:t>(</w:t>
-      </w:r>
-      <w:proofErr w:type="gramEnd"/>
-      <w:r>
-        <w:t>'</w:t>
+        <w:t>('</w:t>
       </w:r>
       <w:proofErr w:type="spellStart"/>
       <w:r>
@@ -1157,25 +949,12 @@
     </w:p>
     <w:p>
       <w:proofErr w:type="spellStart"/>
-      <w:proofErr w:type="gramStart"/>
-      <w:r>
-        <w:t>pm.execution</w:t>
-      </w:r>
-      <w:proofErr w:type="gramEnd"/>
-      <w:r>
-        <w:t>.</w:t>
-      </w:r>
-      <w:proofErr w:type="gramStart"/>
-      <w:r>
-        <w:t>setNextRequest</w:t>
-      </w:r>
-      <w:proofErr w:type="spellEnd"/>
-      <w:r>
-        <w:t>(</w:t>
-      </w:r>
-      <w:proofErr w:type="gramEnd"/>
-      <w:r>
-        <w:t>'Delete Book').</w:t>
+      <w:r>
+        <w:t>pm.execution.setNextRequest</w:t>
+      </w:r>
+      <w:proofErr w:type="spellEnd"/>
+      <w:r>
+        <w:t>('Delete Book').</w:t>
       </w:r>
     </w:p>
     <w:p>
@@ -1185,15 +964,7 @@
     </w:p>
     <w:p>
       <w:r>
-        <w:t xml:space="preserve">Now till here it will execute and </w:t>
-      </w:r>
-      <w:proofErr w:type="gramStart"/>
-      <w:r>
-        <w:t>Delete</w:t>
-      </w:r>
-      <w:proofErr w:type="gramEnd"/>
-      <w:r>
-        <w:t xml:space="preserve"> the book, but the execution doesn't start from </w:t>
+        <w:t xml:space="preserve">Now till here it will execute and Delete the book, but the execution doesn't start from </w:t>
       </w:r>
       <w:proofErr w:type="spellStart"/>
       <w:r>
@@ -1211,47 +982,18 @@
     </w:p>
     <w:p>
       <w:proofErr w:type="spellStart"/>
-      <w:proofErr w:type="gramStart"/>
-      <w:r>
-        <w:t>pm.execution</w:t>
-      </w:r>
-      <w:proofErr w:type="gramEnd"/>
-      <w:r>
-        <w:t>.</w:t>
-      </w:r>
-      <w:proofErr w:type="gramStart"/>
-      <w:r>
-        <w:t>setNextRequest</w:t>
-      </w:r>
-      <w:proofErr w:type="spellEnd"/>
-      <w:r>
-        <w:t>(</w:t>
-      </w:r>
-      <w:proofErr w:type="gramEnd"/>
-      <w:r>
-        <w:t>'Add Book') after all the testcases</w:t>
-      </w:r>
-    </w:p>
-    <w:p/>
-    <w:p>
-      <w:r>
-        <w:t xml:space="preserve">//But this will be a </w:t>
-      </w:r>
-      <w:proofErr w:type="gramStart"/>
-      <w:r>
-        <w:t>loop</w:t>
-      </w:r>
-      <w:proofErr w:type="gramEnd"/>
-      <w:r>
-        <w:t xml:space="preserve"> and we </w:t>
-      </w:r>
-      <w:proofErr w:type="gramStart"/>
-      <w:r>
-        <w:t>have to</w:t>
-      </w:r>
-      <w:proofErr w:type="gramEnd"/>
-      <w:r>
-        <w:t xml:space="preserve"> manually stop the execution</w:t>
+      <w:r>
+        <w:t>pm.execution.setNextRequest</w:t>
+      </w:r>
+      <w:proofErr w:type="spellEnd"/>
+      <w:r>
+        <w:t>('Add Book') after all the testcases</w:t>
+      </w:r>
+    </w:p>
+    <w:p/>
+    <w:p>
+      <w:r>
+        <w:t>//But this will be a loop and we have to manually stop the execution</w:t>
       </w:r>
     </w:p>
     <w:p>
@@ -1289,21 +1031,8 @@
         <w:t>crendentials</w:t>
       </w:r>
       <w:proofErr w:type="spellEnd"/>
-      <w:proofErr w:type="gramStart"/>
-      <w:r>
-        <w:t xml:space="preserve"> ..</w:t>
-      </w:r>
-      <w:proofErr w:type="gramEnd"/>
-      <w:r>
-        <w:t xml:space="preserve"> This mechanism allows us to see the data using end point and it </w:t>
-      </w:r>
-      <w:proofErr w:type="gramStart"/>
-      <w:r>
-        <w:t>actually controls</w:t>
-      </w:r>
-      <w:proofErr w:type="gramEnd"/>
-      <w:r>
-        <w:t xml:space="preserve"> what data user should see</w:t>
+      <w:r>
+        <w:t xml:space="preserve"> .. This mechanism allows us to see the data using end point and it actually controls what data user should see</w:t>
       </w:r>
     </w:p>
     <w:p/>
@@ -1314,15 +1043,7 @@
     </w:p>
     <w:p>
       <w:r>
-        <w:t xml:space="preserve">For </w:t>
-      </w:r>
-      <w:proofErr w:type="gramStart"/>
-      <w:r>
-        <w:t>suppose,</w:t>
-      </w:r>
-      <w:proofErr w:type="gramEnd"/>
-      <w:r>
-        <w:t xml:space="preserve"> there is a site -- </w:t>
+        <w:t>For suppose, there is a site -- </w:t>
       </w:r>
       <w:proofErr w:type="spellStart"/>
       <w:r>
@@ -1406,15 +1127,7 @@
     </w:p>
     <w:p>
       <w:r>
-        <w:t xml:space="preserve">2. For </w:t>
-      </w:r>
-      <w:proofErr w:type="gramStart"/>
-      <w:r>
-        <w:t>suppose,</w:t>
-      </w:r>
-      <w:proofErr w:type="gramEnd"/>
-      <w:r>
-        <w:t xml:space="preserve"> if u book a ticket, after booking confirmation - it shows the hotels as well, everything can be done using same user id</w:t>
+        <w:t>2. For suppose, if u book a ticket, after booking confirmation - it shows the hotels as well, everything can be done using same user id</w:t>
       </w:r>
     </w:p>
     <w:p>
@@ -1542,15 +1255,7 @@
     <w:p>
       <w:r>
         <w:lastRenderedPageBreak/>
-        <w:t xml:space="preserve">2. App sends a request to google for authentication and gets </w:t>
-      </w:r>
-      <w:proofErr w:type="gramStart"/>
-      <w:r>
-        <w:t>a</w:t>
-      </w:r>
-      <w:proofErr w:type="gramEnd"/>
-      <w:r>
-        <w:t xml:space="preserve"> authentication code</w:t>
+        <w:t>2. App sends a request to google for authentication and gets a authentication code</w:t>
       </w:r>
     </w:p>
     <w:p>
@@ -1560,15 +1265,7 @@
     </w:p>
     <w:p>
       <w:r>
-        <w:t xml:space="preserve">4. Then these access token, first name and last name are stored in browser </w:t>
-      </w:r>
-      <w:proofErr w:type="gramStart"/>
-      <w:r>
-        <w:t>cookie</w:t>
-      </w:r>
-      <w:proofErr w:type="gramEnd"/>
-      <w:r>
-        <w:t xml:space="preserve"> and they are used for every call made on the app</w:t>
+        <w:t>4. Then these access token, first name and last name are stored in browser cookie and they are used for every call made on the app</w:t>
       </w:r>
     </w:p>
     <w:p>
@@ -1581,23 +1278,7 @@
       </w:r>
       <w:proofErr w:type="spellEnd"/>
       <w:r>
-        <w:t xml:space="preserve"> for </w:t>
-      </w:r>
-      <w:proofErr w:type="gramStart"/>
-      <w:r>
-        <w:t>each and every</w:t>
-      </w:r>
-      <w:proofErr w:type="gramEnd"/>
-      <w:r>
-        <w:t xml:space="preserve"> app to login with </w:t>
-      </w:r>
-      <w:proofErr w:type="gramStart"/>
-      <w:r>
-        <w:t>Google..</w:t>
-      </w:r>
-      <w:proofErr w:type="gramEnd"/>
-      <w:r>
-        <w:t xml:space="preserve"> we can see the client id in unique </w:t>
+        <w:t xml:space="preserve"> for each and every app to login with Google.. we can see the client id in unique </w:t>
       </w:r>
       <w:proofErr w:type="spellStart"/>
       <w:r>
@@ -1677,15 +1358,7 @@
     </w:p>
     <w:p>
       <w:r>
-        <w:t xml:space="preserve">Eg: </w:t>
-      </w:r>
-      <w:proofErr w:type="gramStart"/>
-      <w:r>
-        <w:t>User name</w:t>
-      </w:r>
-      <w:proofErr w:type="gramEnd"/>
-      <w:r>
-        <w:t>, email id etc., while creation of the client id itself, we should tell google that these are the details we are going to ask from you</w:t>
+        <w:t>Eg: User name, email id etc., while creation of the client id itself, we should tell google that these are the details we are going to ask from you</w:t>
       </w:r>
     </w:p>
     <w:p>
@@ -1724,15 +1397,7 @@
       </w:r>
       <w:proofErr w:type="spellEnd"/>
       <w:r>
-        <w:t xml:space="preserve"> and it means that whenever we try to login to application using Google, then we </w:t>
-      </w:r>
-      <w:proofErr w:type="gramStart"/>
-      <w:r>
-        <w:t>have to</w:t>
-      </w:r>
-      <w:proofErr w:type="gramEnd"/>
-      <w:r>
-        <w:t xml:space="preserve"> authorize using this </w:t>
+        <w:t xml:space="preserve"> and it means that whenever we try to login to application using Google, then we have to authorize using this </w:t>
       </w:r>
       <w:proofErr w:type="spellStart"/>
       <w:r>
@@ -1800,15 +1465,7 @@
         <w:t>: </w:t>
       </w:r>
       <w:r>
-        <w:t xml:space="preserve">Where Google </w:t>
-      </w:r>
-      <w:proofErr w:type="gramStart"/>
-      <w:r>
-        <w:t>has to</w:t>
-      </w:r>
-      <w:proofErr w:type="gramEnd"/>
-      <w:r>
-        <w:t xml:space="preserve"> send you back after generating access token</w:t>
+        <w:t>Where Google has to send you back after generating access token</w:t>
       </w:r>
     </w:p>
     <w:p>
@@ -1828,17 +1485,12 @@
         <w:t xml:space="preserve">We can use </w:t>
       </w:r>
       <w:proofErr w:type="spellStart"/>
-      <w:proofErr w:type="gramStart"/>
       <w:r>
         <w:t>getCode</w:t>
       </w:r>
       <w:proofErr w:type="spellEnd"/>
       <w:r>
-        <w:t>(</w:t>
-      </w:r>
-      <w:proofErr w:type="gramEnd"/>
-      <w:r>
-        <w:t xml:space="preserve">) method with client id, scope, </w:t>
+        <w:t xml:space="preserve">() method with client id, scope, </w:t>
       </w:r>
       <w:proofErr w:type="spellStart"/>
       <w:r>
@@ -1874,17 +1526,12 @@
         <w:t xml:space="preserve">We can use </w:t>
       </w:r>
       <w:proofErr w:type="spellStart"/>
-      <w:proofErr w:type="gramStart"/>
       <w:r>
         <w:t>exchangeCode</w:t>
       </w:r>
       <w:proofErr w:type="spellEnd"/>
       <w:r>
-        <w:t>(</w:t>
-      </w:r>
-      <w:proofErr w:type="gramEnd"/>
-      <w:r>
-        <w:t xml:space="preserve">) method with </w:t>
+        <w:t xml:space="preserve">() method with </w:t>
       </w:r>
       <w:proofErr w:type="spellStart"/>
       <w:r>
@@ -2095,23 +1742,7 @@
     </w:p>
     <w:p>
       <w:r>
-        <w:t xml:space="preserve">Once after a mock server is created, there will be a collection </w:t>
-      </w:r>
-      <w:proofErr w:type="gramStart"/>
-      <w:r>
-        <w:t>and also</w:t>
-      </w:r>
-      <w:proofErr w:type="gramEnd"/>
-      <w:r>
-        <w:t xml:space="preserve"> </w:t>
-      </w:r>
-      <w:proofErr w:type="gramStart"/>
-      <w:r>
-        <w:t>an</w:t>
-      </w:r>
-      <w:proofErr w:type="gramEnd"/>
-      <w:r>
-        <w:t xml:space="preserve"> collection variable created with same name</w:t>
+        <w:t>Once after a mock server is created, there will be a collection and also an collection variable created with same name</w:t>
       </w:r>
     </w:p>
     <w:p>
@@ -2126,15 +1757,7 @@
     </w:p>
     <w:p>
       <w:r>
-        <w:t xml:space="preserve">Whatever we provide there, when we hit the mock server, the same response will be </w:t>
-      </w:r>
-      <w:proofErr w:type="gramStart"/>
-      <w:r>
-        <w:t>generated</w:t>
-      </w:r>
-      <w:proofErr w:type="gramEnd"/>
-      <w:r>
-        <w:t xml:space="preserve"> and assertions can be performed accordingly.</w:t>
+        <w:t>Whatever we provide there, when we hit the mock server, the same response will be generated and assertions can be performed accordingly.</w:t>
       </w:r>
     </w:p>
     <w:p>
@@ -2144,33 +1767,24 @@
     </w:p>
     <w:p>
       <w:proofErr w:type="spellStart"/>
-      <w:proofErr w:type="gramStart"/>
-      <w:r>
-        <w:t>to.have</w:t>
-      </w:r>
-      <w:proofErr w:type="gramEnd"/>
-      <w:r>
-        <w:t>.status</w:t>
-      </w:r>
-      <w:proofErr w:type="spellEnd"/>
-    </w:p>
-    <w:p>
-      <w:proofErr w:type="spellStart"/>
-      <w:proofErr w:type="gramStart"/>
+      <w:r>
+        <w:t>to.have.status</w:t>
+      </w:r>
+      <w:proofErr w:type="spellEnd"/>
+    </w:p>
+    <w:p>
+      <w:proofErr w:type="spellStart"/>
       <w:r>
         <w:t>to.be.greaterThanOrEqual</w:t>
       </w:r>
       <w:proofErr w:type="spellEnd"/>
-      <w:proofErr w:type="gramEnd"/>
-    </w:p>
-    <w:p>
-      <w:proofErr w:type="spellStart"/>
-      <w:proofErr w:type="gramStart"/>
+    </w:p>
+    <w:p>
+      <w:proofErr w:type="spellStart"/>
       <w:r>
         <w:t>to.eq</w:t>
       </w:r>
       <w:proofErr w:type="spellEnd"/>
-      <w:proofErr w:type="gramEnd"/>
     </w:p>
     <w:p/>
     <w:p/>
@@ -2217,15 +1831,7 @@
     </w:p>
     <w:p>
       <w:r>
-        <w:t xml:space="preserve">In SOAP, </w:t>
-      </w:r>
-      <w:proofErr w:type="gramStart"/>
-      <w:r>
-        <w:t>Every</w:t>
-      </w:r>
-      <w:proofErr w:type="gramEnd"/>
-      <w:r>
-        <w:t xml:space="preserve"> request is sent securely inside Envelope</w:t>
+        <w:t>In SOAP, Every request is sent securely inside Envelope</w:t>
       </w:r>
     </w:p>
     <w:p/>
@@ -2237,15 +1843,7 @@
     <w:p/>
     <w:p>
       <w:r>
-        <w:t xml:space="preserve">In SOAP, </w:t>
-      </w:r>
-      <w:proofErr w:type="gramStart"/>
-      <w:r>
-        <w:t>Every</w:t>
-      </w:r>
-      <w:proofErr w:type="gramEnd"/>
-      <w:r>
-        <w:t xml:space="preserve"> call we make is POST. In envelope we give body tag</w:t>
+        <w:t>In SOAP, Every call we make is POST. In envelope we give body tag</w:t>
       </w:r>
     </w:p>
     <w:p>
@@ -2326,21 +1924,8 @@
       </w:r>
     </w:p>
     <w:p>
-      <w:proofErr w:type="gramStart"/>
-      <w:r>
-        <w:t>First</w:t>
-      </w:r>
-      <w:proofErr w:type="gramEnd"/>
-      <w:r>
-        <w:t xml:space="preserve"> we </w:t>
-      </w:r>
-      <w:proofErr w:type="gramStart"/>
-      <w:r>
-        <w:t>have to</w:t>
-      </w:r>
-      <w:proofErr w:type="gramEnd"/>
-      <w:r>
-        <w:t xml:space="preserve"> convert the xml response to </w:t>
+      <w:r>
+        <w:t xml:space="preserve">First we have to convert the xml response to </w:t>
       </w:r>
       <w:proofErr w:type="spellStart"/>
       <w:r>
@@ -2361,39 +1946,18 @@
         <w:t xml:space="preserve"> response = xml2Json(</w:t>
       </w:r>
       <w:proofErr w:type="spellStart"/>
-      <w:proofErr w:type="gramStart"/>
-      <w:r>
-        <w:t>pm.response</w:t>
-      </w:r>
-      <w:proofErr w:type="gramEnd"/>
-      <w:r>
-        <w:t>.</w:t>
-      </w:r>
-      <w:proofErr w:type="gramStart"/>
-      <w:r>
-        <w:t>text</w:t>
-      </w:r>
-      <w:proofErr w:type="spellEnd"/>
-      <w:r>
-        <w:t>(</w:t>
-      </w:r>
-      <w:proofErr w:type="gramEnd"/>
-      <w:r>
-        <w:t>))</w:t>
-      </w:r>
-    </w:p>
-    <w:p/>
-    <w:p>
-      <w:r>
-        <w:t xml:space="preserve">To reach the value we need, we </w:t>
-      </w:r>
-      <w:proofErr w:type="gramStart"/>
-      <w:r>
-        <w:t>have to</w:t>
-      </w:r>
-      <w:proofErr w:type="gramEnd"/>
-      <w:r>
-        <w:t xml:space="preserve"> traverse through the response</w:t>
+      <w:r>
+        <w:t>pm.response.text</w:t>
+      </w:r>
+      <w:proofErr w:type="spellEnd"/>
+      <w:r>
+        <w:t>())</w:t>
+      </w:r>
+    </w:p>
+    <w:p/>
+    <w:p>
+      <w:r>
+        <w:t>To reach the value we need, we have to traverse through the response</w:t>
       </w:r>
     </w:p>
     <w:p>
@@ -2401,54 +1965,20 @@
         <w:t>response["</w:t>
       </w:r>
       <w:proofErr w:type="spellStart"/>
-      <w:proofErr w:type="gramStart"/>
       <w:r>
         <w:t>soap:Envelope</w:t>
       </w:r>
       <w:proofErr w:type="spellEnd"/>
       <w:r>
-        <w:t>"][</w:t>
-      </w:r>
-      <w:proofErr w:type="gramEnd"/>
-      <w:r>
-        <w:t>"</w:t>
-      </w:r>
-      <w:proofErr w:type="spellStart"/>
-      <w:proofErr w:type="gramStart"/>
+        <w:t>"]["</w:t>
+      </w:r>
+      <w:proofErr w:type="spellStart"/>
       <w:r>
         <w:t>soap:Body</w:t>
       </w:r>
       <w:proofErr w:type="spellEnd"/>
       <w:r>
-        <w:t>"][</w:t>
-      </w:r>
-      <w:proofErr w:type="gramEnd"/>
-      <w:r>
-        <w:t>"</w:t>
-      </w:r>
-      <w:proofErr w:type="gramStart"/>
-      <w:r>
-        <w:t>"][</w:t>
-      </w:r>
-      <w:proofErr w:type="gramEnd"/>
-      <w:r>
-        <w:t xml:space="preserve">""]//Path till the value, generally we use dots to traverse, but as we have special </w:t>
-      </w:r>
-      <w:proofErr w:type="gramStart"/>
-      <w:r>
-        <w:t>character :</w:t>
-      </w:r>
-      <w:proofErr w:type="gramEnd"/>
-      <w:r>
-        <w:t xml:space="preserve"> in the keys of response, we </w:t>
-      </w:r>
-      <w:proofErr w:type="gramStart"/>
-      <w:r>
-        <w:t>have to</w:t>
-      </w:r>
-      <w:proofErr w:type="gramEnd"/>
-      <w:r>
-        <w:t xml:space="preserve"> use square brackets</w:t>
+        <w:t>"][""][""]//Path till the value, generally we use dots to traverse, but as we have special character : in the keys of response, we have to use square brackets</w:t>
       </w:r>
     </w:p>
     <w:p>
@@ -2489,13 +2019,8 @@
       </w:r>
     </w:p>
     <w:p>
-      <w:proofErr w:type="gramStart"/>
-      <w:r>
-        <w:t>So</w:t>
-      </w:r>
-      <w:proofErr w:type="gramEnd"/>
-      <w:r>
-        <w:t xml:space="preserve"> we use </w:t>
+      <w:r>
+        <w:t xml:space="preserve">So we use </w:t>
       </w:r>
       <w:proofErr w:type="spellStart"/>
       <w:r>
@@ -2542,50 +2067,25 @@
       </w:r>
       <w:proofErr w:type="spellStart"/>
       <w:r>
-        <w:t>Library.postman_</w:t>
-      </w:r>
-      <w:proofErr w:type="gramStart"/>
-      <w:r>
-        <w:t>collection.json</w:t>
-      </w:r>
-      <w:proofErr w:type="spellEnd"/>
-      <w:proofErr w:type="gramEnd"/>
+        <w:t>Library.postman_collection.json</w:t>
+      </w:r>
+      <w:proofErr w:type="spellEnd"/>
       <w:r>
         <w:t xml:space="preserve"> -d Books_Data.csv -e </w:t>
       </w:r>
       <w:proofErr w:type="spellStart"/>
-      <w:proofErr w:type="gramStart"/>
-      <w:r>
-        <w:t>QA.postman</w:t>
-      </w:r>
-      <w:proofErr w:type="gramEnd"/>
-      <w:r>
-        <w:t>_</w:t>
-      </w:r>
-      <w:proofErr w:type="gramStart"/>
-      <w:r>
-        <w:t>environment.json</w:t>
-      </w:r>
-      <w:proofErr w:type="spellEnd"/>
-      <w:proofErr w:type="gramEnd"/>
+      <w:r>
+        <w:t>QA.postman_environment.json</w:t>
+      </w:r>
+      <w:proofErr w:type="spellEnd"/>
       <w:r>
         <w:t xml:space="preserve"> -g </w:t>
       </w:r>
       <w:proofErr w:type="spellStart"/>
-      <w:proofErr w:type="gramStart"/>
-      <w:r>
-        <w:t>workspace.postman</w:t>
-      </w:r>
-      <w:proofErr w:type="gramEnd"/>
-      <w:r>
-        <w:t>_</w:t>
-      </w:r>
-      <w:proofErr w:type="gramStart"/>
-      <w:r>
-        <w:t>globals.json</w:t>
-      </w:r>
-      <w:proofErr w:type="spellEnd"/>
-      <w:proofErr w:type="gramEnd"/>
+      <w:r>
+        <w:t>workspace.postman_globals.json</w:t>
+      </w:r>
+      <w:proofErr w:type="spellEnd"/>
     </w:p>
     <w:p/>
     <w:p>
@@ -2606,15 +2106,7 @@
     <w:p/>
     <w:p>
       <w:r>
-        <w:t xml:space="preserve">We </w:t>
-      </w:r>
-      <w:proofErr w:type="gramStart"/>
-      <w:r>
-        <w:t>have to</w:t>
-      </w:r>
-      <w:proofErr w:type="gramEnd"/>
-      <w:r>
-        <w:t xml:space="preserve"> provide all these variable files, data files and execute the same</w:t>
+        <w:t>We have to provide all these variable files, data files and execute the same</w:t>
       </w:r>
     </w:p>
     <w:p>
@@ -2643,50 +2135,25 @@
       </w:r>
       <w:proofErr w:type="spellStart"/>
       <w:r>
-        <w:t>Library.postman_</w:t>
-      </w:r>
-      <w:proofErr w:type="gramStart"/>
-      <w:r>
-        <w:t>collection.json</w:t>
-      </w:r>
-      <w:proofErr w:type="spellEnd"/>
-      <w:proofErr w:type="gramEnd"/>
+        <w:t>Library.postman_collection.json</w:t>
+      </w:r>
+      <w:proofErr w:type="spellEnd"/>
       <w:r>
         <w:t xml:space="preserve"> -d Books_Data.csv -e </w:t>
       </w:r>
       <w:proofErr w:type="spellStart"/>
-      <w:proofErr w:type="gramStart"/>
-      <w:r>
-        <w:t>QA.postman</w:t>
-      </w:r>
-      <w:proofErr w:type="gramEnd"/>
-      <w:r>
-        <w:t>_</w:t>
-      </w:r>
-      <w:proofErr w:type="gramStart"/>
-      <w:r>
-        <w:t>environment.json</w:t>
-      </w:r>
-      <w:proofErr w:type="spellEnd"/>
-      <w:proofErr w:type="gramEnd"/>
+      <w:r>
+        <w:t>QA.postman_environment.json</w:t>
+      </w:r>
+      <w:proofErr w:type="spellEnd"/>
       <w:r>
         <w:t xml:space="preserve"> -g </w:t>
       </w:r>
       <w:proofErr w:type="spellStart"/>
-      <w:proofErr w:type="gramStart"/>
-      <w:r>
-        <w:t>workspace.postman</w:t>
-      </w:r>
-      <w:proofErr w:type="gramEnd"/>
-      <w:r>
-        <w:t>_</w:t>
-      </w:r>
-      <w:proofErr w:type="gramStart"/>
-      <w:r>
-        <w:t>globals.json</w:t>
-      </w:r>
-      <w:proofErr w:type="spellEnd"/>
-      <w:proofErr w:type="gramEnd"/>
+      <w:r>
+        <w:t>workspace.postman_globals.json</w:t>
+      </w:r>
+      <w:proofErr w:type="spellEnd"/>
       <w:r>
         <w:t xml:space="preserve"> -r </w:t>
       </w:r>
@@ -2729,29 +2196,13 @@
     </w:p>
     <w:p>
       <w:r>
-        <w:t xml:space="preserve">Login with default </w:t>
-      </w:r>
-      <w:proofErr w:type="gramStart"/>
-      <w:r>
-        <w:t>password..</w:t>
-      </w:r>
-      <w:proofErr w:type="gramEnd"/>
-      <w:r>
-        <w:t xml:space="preserve"> Install all the plugins</w:t>
-      </w:r>
-    </w:p>
-    <w:p/>
-    <w:p>
-      <w:r>
-        <w:t xml:space="preserve">Now, we can change the </w:t>
-      </w:r>
-      <w:proofErr w:type="gramStart"/>
-      <w:r>
-        <w:t>user name</w:t>
-      </w:r>
-      <w:proofErr w:type="gramEnd"/>
-      <w:r>
-        <w:t xml:space="preserve"> and password as well</w:t>
+        <w:t>Login with default password.. Install all the plugins</w:t>
+      </w:r>
+    </w:p>
+    <w:p/>
+    <w:p>
+      <w:r>
+        <w:t>Now, we can change the user name and password as well</w:t>
       </w:r>
     </w:p>
     <w:p/>
@@ -2827,15 +2278,7 @@
     </w:p>
     <w:p>
       <w:r>
-        <w:t xml:space="preserve">We </w:t>
-      </w:r>
-      <w:proofErr w:type="gramStart"/>
-      <w:r>
-        <w:t>have to</w:t>
-      </w:r>
-      <w:proofErr w:type="gramEnd"/>
-      <w:r>
-        <w:t xml:space="preserve"> change the run time parameters accordingly in our batch or shell command</w:t>
+        <w:t>We have to change the run time parameters accordingly in our batch or shell command</w:t>
       </w:r>
     </w:p>
     <w:p/>
@@ -2878,15 +2321,7 @@
     </w:p>
     <w:p>
       <w:r>
-        <w:t xml:space="preserve">If there is an open Pull request, </w:t>
-      </w:r>
-      <w:proofErr w:type="gramStart"/>
-      <w:r>
-        <w:t>Click</w:t>
-      </w:r>
-      <w:proofErr w:type="gramEnd"/>
-      <w:r>
-        <w:t xml:space="preserve"> three horizontal dots beside collection -- Click Create pull request -- Open existing PR -- Then we can modify the PR's -- Provide comments and then ask the assignee to work on them -- Then review again and merge</w:t>
+        <w:t>If there is an open Pull request, Click three horizontal dots beside collection -- Click Create pull request -- Open existing PR -- Then we can modify the PR's -- Provide comments and then ask the assignee to work on them -- Then review again and merge</w:t>
       </w:r>
     </w:p>
     <w:p/>
@@ -2923,15 +2358,7 @@
     </w:p>
     <w:p>
       <w:r>
-        <w:t xml:space="preserve">Select the project, Select the time, </w:t>
-      </w:r>
-      <w:proofErr w:type="gramStart"/>
-      <w:r>
-        <w:t>Provide</w:t>
-      </w:r>
-      <w:proofErr w:type="gramEnd"/>
-      <w:r>
-        <w:t xml:space="preserve"> email id's and as scheduled we can see the results on email</w:t>
+        <w:t>Select the project, Select the time, Provide email id's and as scheduled we can see the results on email</w:t>
       </w:r>
     </w:p>
     <w:p>
@@ -3177,6 +2604,179 @@
         <w:t>But through form-data we can send an attachment</w:t>
       </w:r>
     </w:p>
+    <w:p/>
+    <w:p/>
+    <w:p/>
+    <w:p/>
+    <w:p/>
+    <w:p/>
+    <w:p/>
+    <w:p/>
+    <w:p>
+      <w:r>
+        <w:lastRenderedPageBreak/>
+        <w:t>Problem Statement:</w:t>
+      </w:r>
+    </w:p>
+    <w:p>
+      <w:r>
+        <w:t xml:space="preserve">Response may have so many values but we need only some to show to the user - </w:t>
+      </w:r>
+      <w:proofErr w:type="spellStart"/>
+      <w:r>
+        <w:t>Overfetching</w:t>
+      </w:r>
+      <w:proofErr w:type="spellEnd"/>
+    </w:p>
+    <w:p>
+      <w:r>
+        <w:t xml:space="preserve">One home page can contain so many </w:t>
+      </w:r>
+      <w:proofErr w:type="spellStart"/>
+      <w:r>
+        <w:t>api</w:t>
+      </w:r>
+      <w:proofErr w:type="spellEnd"/>
+      <w:r>
+        <w:t xml:space="preserve"> calls -- performance issues</w:t>
+      </w:r>
+    </w:p>
+    <w:p/>
+    <w:p>
+      <w:r>
+        <w:t xml:space="preserve">For these, solution is </w:t>
+      </w:r>
+      <w:proofErr w:type="spellStart"/>
+      <w:r>
+        <w:t>GraphQL</w:t>
+      </w:r>
+      <w:proofErr w:type="spellEnd"/>
+    </w:p>
+    <w:p/>
+    <w:p/>
+    <w:p/>
+    <w:p>
+      <w:pPr>
+        <w:rPr>
+          <w:b/>
+          <w:bCs/>
+        </w:rPr>
+      </w:pPr>
+      <w:proofErr w:type="spellStart"/>
+      <w:r>
+        <w:rPr>
+          <w:b/>
+          <w:bCs/>
+        </w:rPr>
+        <w:t>GraphQL</w:t>
+      </w:r>
+      <w:proofErr w:type="spellEnd"/>
+      <w:r>
+        <w:rPr>
+          <w:b/>
+          <w:bCs/>
+        </w:rPr>
+        <w:t>:</w:t>
+      </w:r>
+    </w:p>
+    <w:p>
+      <w:proofErr w:type="spellStart"/>
+      <w:r>
+        <w:t>Its</w:t>
+      </w:r>
+      <w:proofErr w:type="spellEnd"/>
+      <w:r>
+        <w:t xml:space="preserve"> a query language</w:t>
+      </w:r>
+    </w:p>
+    <w:p>
+      <w:r>
+        <w:t>Backend API may return so many values but it shows only necessary values to the user.</w:t>
+      </w:r>
+    </w:p>
+    <w:p/>
+    <w:p>
+      <w:r>
+        <w:t xml:space="preserve">There will be one server side interface, (graph ql end point) will make calls to all the </w:t>
+      </w:r>
+      <w:proofErr w:type="spellStart"/>
+      <w:r>
+        <w:t>api's</w:t>
+      </w:r>
+      <w:proofErr w:type="spellEnd"/>
+      <w:r>
+        <w:t xml:space="preserve"> and graph ql is responsible for getting only required data. So, whatever user asks -- </w:t>
+      </w:r>
+      <w:proofErr w:type="spellStart"/>
+      <w:r>
+        <w:t>graphql</w:t>
+      </w:r>
+      <w:proofErr w:type="spellEnd"/>
+      <w:r>
+        <w:t xml:space="preserve"> fetches the same.</w:t>
+      </w:r>
+    </w:p>
+    <w:p>
+      <w:r>
+        <w:t>How to know for which fields Dev has written the graph ql code:</w:t>
+      </w:r>
+    </w:p>
+    <w:p>
+      <w:r>
+        <w:t>We will have a separate graph ql schema and we can understand what are all the values that can be retrieved from graph ql</w:t>
+      </w:r>
+    </w:p>
+    <w:p/>
+    <w:p>
+      <w:r>
+        <w:t>In graph ql, inbuilt, there will be nodes and their connections. -- basically graphs</w:t>
+      </w:r>
+    </w:p>
+    <w:p>
+      <w:r>
+        <w:t>Nodes are nothing but fields.</w:t>
+      </w:r>
+    </w:p>
+    <w:p/>
+    <w:p>
+      <w:r>
+        <w:t>In Graph, there will be types and their fields</w:t>
+      </w:r>
+    </w:p>
+    <w:p>
+      <w:r>
+        <w:t>Just like java classes and their methods</w:t>
+      </w:r>
+    </w:p>
+    <w:p/>
+    <w:p>
+      <w:r>
+        <w:t xml:space="preserve">Whenever Dev writes </w:t>
+      </w:r>
+      <w:proofErr w:type="spellStart"/>
+      <w:r>
+        <w:t>graphqa</w:t>
+      </w:r>
+      <w:proofErr w:type="spellEnd"/>
+      <w:r>
+        <w:t xml:space="preserve"> code in server, a front end is created for the same and we call it </w:t>
+      </w:r>
+      <w:proofErr w:type="spellStart"/>
+      <w:r>
+        <w:t>GraphQL</w:t>
+      </w:r>
+      <w:proofErr w:type="spellEnd"/>
+      <w:r>
+        <w:t xml:space="preserve"> explorer.</w:t>
+      </w:r>
+    </w:p>
+    <w:p/>
+    <w:p>
+      <w:r>
+        <w:t>If we open Documentation explorer we have Query and Mutation. If we open Query, we can find the schema</w:t>
+      </w:r>
+    </w:p>
+    <w:p/>
     <w:p/>
     <w:p/>
     <w:p/>
